--- a/BACKUP&RECOVERY/15장/15장_RMAN_복구_시나리오.docx
+++ b/BACKUP&RECOVERY/15장/15장_RMAN_복구_시나리오.docx
@@ -1767,7 +1767,7 @@
                 <w:color w:val="E6E6E6"/>
                 <w:sz w:val="19"/>
               </w:rPr>
-              <w:t>channel ORA_DISK_1: restoring datafile 00007 to /u02/oradata/ORCL/users01.dbf</w:t>
+              <w:t>channel ORA_DISK_1: restoring datafile 00007 to /u01/app/oracle/oradata/orcl/users01.dbf</w:t>
             </w:r>
           </w:p>
           <w:p>
@@ -1879,7 +1879,7 @@
                 <w:color w:val="E6E6E6"/>
                 <w:sz w:val="19"/>
               </w:rPr>
-              <w:t>archived log file name=/u02/arch1/1_21_1190530011.dbf thread=1 sequence=21</w:t>
+              <w:t>archived log file name=/home/oracle/arch1/arch_1_21_1200592300.arc thread=1 sequence=21</w:t>
             </w:r>
           </w:p>
           <w:p>
@@ -2985,21 +2985,21 @@
                 <w:color w:val="E6E6E6"/>
                 <w:sz w:val="19"/>
               </w:rPr>
-              <w:t>channel ORA_DISK_1: restoring datafile 00001 to /u02/oradata/ORCL/system01.dbf</w:t>
-            </w:r>
-          </w:p>
-          <w:p>
-            <w:pPr>
-              <w:spacing w:after="0" w:line="264" w:lineRule="auto"/>
-            </w:pPr>
-            <w:r>
-              <w:rPr>
-                <w:rFonts w:ascii="Consolas" w:hAnsi="Consolas" w:eastAsia="Consolas"/>
-                <w:b w:val="0"/>
-                <w:color w:val="E6E6E6"/>
-                <w:sz w:val="19"/>
-              </w:rPr>
-              <w:t>channel ORA_DISK_2: restoring datafile 00003 to /u02/oradata/ORCL/sysaux01.dbf</w:t>
+              <w:t>channel ORA_DISK_1: restoring datafile 00001 to /u01/app/oracle/oradata/orcl/system01.dbf</w:t>
+            </w:r>
+          </w:p>
+          <w:p>
+            <w:pPr>
+              <w:spacing w:after="0" w:line="264" w:lineRule="auto"/>
+            </w:pPr>
+            <w:r>
+              <w:rPr>
+                <w:rFonts w:ascii="Consolas" w:hAnsi="Consolas" w:eastAsia="Consolas"/>
+                <w:b w:val="0"/>
+                <w:color w:val="E6E6E6"/>
+                <w:sz w:val="19"/>
+              </w:rPr>
+              <w:t>channel ORA_DISK_2: restoring datafile 00003 to /u01/app/oracle/oradata/orcl/sysaux01.dbf</w:t>
             </w:r>
           </w:p>
           <w:p>
@@ -3083,7 +3083,7 @@
                 <w:color w:val="E6E6E6"/>
                 <w:sz w:val="19"/>
               </w:rPr>
-              <w:t>archived log file name=/u02/arch1/1_22_1190530011.dbf thread=1 sequence=22</w:t>
+              <w:t>archived log file name=/home/oracle/arch1/arch_1_22_1200592300.arc thread=1 sequence=22</w:t>
             </w:r>
           </w:p>
           <w:p>
@@ -3780,7 +3780,7 @@
                 <w:color w:val="E6E6E6"/>
                 <w:sz w:val="19"/>
               </w:rPr>
-              <w:t xml:space="preserve">  2&gt;   ''/u02/oradata/ORCL/tbs_new01.dbf''";</w:t>
+              <w:t xml:space="preserve">  2&gt;   ''/u01/app/oracle/oradata/orcl/tbs_new01.dbf''";</w:t>
             </w:r>
           </w:p>
           <w:p>
@@ -3850,7 +3850,7 @@
                 <w:color w:val="E6E6E6"/>
                 <w:sz w:val="19"/>
               </w:rPr>
-              <w:t>archived log file name=/u02/arch1/1_19_1190530011.dbf thread=1 sequence=19</w:t>
+              <w:t>archived log file name=/home/oracle/arch1/arch_1_19_1200592300.arc thread=1 sequence=19</w:t>
             </w:r>
           </w:p>
           <w:p>
@@ -5131,35 +5131,35 @@
                 <w:color w:val="E6E6E6"/>
                 <w:sz w:val="19"/>
               </w:rPr>
-              <w:t>output file name=/u01/app/oracle/oradata/ORCL/control01.ctl</w:t>
-            </w:r>
-          </w:p>
-          <w:p>
-            <w:pPr>
-              <w:spacing w:after="0" w:line="264" w:lineRule="auto"/>
-            </w:pPr>
-            <w:r>
-              <w:rPr>
-                <w:rFonts w:ascii="Consolas" w:hAnsi="Consolas" w:eastAsia="Consolas"/>
-                <w:b w:val="0"/>
-                <w:color w:val="E6E6E6"/>
-                <w:sz w:val="19"/>
-              </w:rPr>
-              <w:t>output file name=/u01/app/oracle/oradata/ORCL/control02.ctl</w:t>
-            </w:r>
-          </w:p>
-          <w:p>
-            <w:pPr>
-              <w:spacing w:after="0" w:line="264" w:lineRule="auto"/>
-            </w:pPr>
-            <w:r>
-              <w:rPr>
-                <w:rFonts w:ascii="Consolas" w:hAnsi="Consolas" w:eastAsia="Consolas"/>
-                <w:b w:val="0"/>
-                <w:color w:val="E6E6E6"/>
-                <w:sz w:val="19"/>
-              </w:rPr>
-              <w:t>output file name=/u02/oradata/ORCL/control03.ctl</w:t>
+              <w:t>output file name=/u01/app/oracle/oradata/orcl/control01.ctl</w:t>
+            </w:r>
+          </w:p>
+          <w:p>
+            <w:pPr>
+              <w:spacing w:after="0" w:line="264" w:lineRule="auto"/>
+            </w:pPr>
+            <w:r>
+              <w:rPr>
+                <w:rFonts w:ascii="Consolas" w:hAnsi="Consolas" w:eastAsia="Consolas"/>
+                <w:b w:val="0"/>
+                <w:color w:val="E6E6E6"/>
+                <w:sz w:val="19"/>
+              </w:rPr>
+              <w:t>output file name=/u01/app/oracle/oradata/orcl/control02.ctl</w:t>
+            </w:r>
+          </w:p>
+          <w:p>
+            <w:pPr>
+              <w:spacing w:after="0" w:line="264" w:lineRule="auto"/>
+            </w:pPr>
+            <w:r>
+              <w:rPr>
+                <w:rFonts w:ascii="Consolas" w:hAnsi="Consolas" w:eastAsia="Consolas"/>
+                <w:b w:val="0"/>
+                <w:color w:val="E6E6E6"/>
+                <w:sz w:val="19"/>
+              </w:rPr>
+              <w:t>output file name=/u02/oradata/orcl/control03.ctl</w:t>
             </w:r>
           </w:p>
           <w:p>
